--- a/outputs/08_委托指令单_2026-09-18.docx
+++ b/outputs/08_委托指令单_2026-09-18.docx
@@ -268,7 +268,7 @@
                 <w:rFonts w:ascii="Times New Roman" w:hAnsi="Times New Roman" w:eastAsia="宋体"/>
                 <w:sz w:val="18"/>
               </w:rPr>
-              <w:t>11800</w:t>
+              <w:t>10300</w:t>
             </w:r>
           </w:p>
         </w:tc>
@@ -286,7 +286,7 @@
                 <w:rFonts w:ascii="Times New Roman" w:hAnsi="Times New Roman" w:eastAsia="宋体"/>
                 <w:sz w:val="18"/>
               </w:rPr>
-              <w:t>370638</w:t>
+              <w:t>323523</w:t>
             </w:r>
           </w:p>
         </w:tc>
@@ -304,7 +304,135 @@
                 <w:rFonts w:ascii="Times New Roman" w:hAnsi="Times New Roman" w:eastAsia="宋体"/>
                 <w:sz w:val="18"/>
               </w:rPr>
-              <w:t>综合评分80.0分（基本面100/技术面60.0）达标，目标仓位24%，买入后占比7.7%</w:t>
+              <w:t>综合评分80.0分（基本面100/技术面60.0）达标，目标仓位24%，买入后占比6.7%</w:t>
+            </w:r>
+          </w:p>
+        </w:tc>
+      </w:tr>
+      <w:tr>
+        <w:tc>
+          <w:tcPr>
+            <w:tcW w:type="dxa" w:w="907"/>
+          </w:tcPr>
+          <w:p>
+            <w:pPr>
+              <w:jc w:val="center"/>
+            </w:pPr>
+            <w:r/>
+            <w:r>
+              <w:rPr>
+                <w:rFonts w:ascii="Times New Roman" w:hAnsi="Times New Roman" w:eastAsia="宋体"/>
+                <w:sz w:val="18"/>
+              </w:rPr>
+              <w:t>买入</w:t>
+            </w:r>
+          </w:p>
+        </w:tc>
+        <w:tc>
+          <w:tcPr>
+            <w:tcW w:type="dxa" w:w="1474"/>
+          </w:tcPr>
+          <w:p>
+            <w:pPr>
+              <w:jc w:val="center"/>
+            </w:pPr>
+            <w:r/>
+            <w:r>
+              <w:rPr>
+                <w:rFonts w:ascii="Times New Roman" w:hAnsi="Times New Roman" w:eastAsia="宋体"/>
+                <w:sz w:val="18"/>
+              </w:rPr>
+              <w:t>药明康德</w:t>
+            </w:r>
+          </w:p>
+        </w:tc>
+        <w:tc>
+          <w:tcPr>
+            <w:tcW w:type="dxa" w:w="1247"/>
+          </w:tcPr>
+          <w:p>
+            <w:pPr>
+              <w:jc w:val="center"/>
+            </w:pPr>
+            <w:r/>
+            <w:r>
+              <w:rPr>
+                <w:rFonts w:ascii="Times New Roman" w:hAnsi="Times New Roman" w:eastAsia="宋体"/>
+                <w:sz w:val="18"/>
+              </w:rPr>
+              <w:t>603259</w:t>
+            </w:r>
+          </w:p>
+        </w:tc>
+        <w:tc>
+          <w:tcPr>
+            <w:tcW w:type="dxa" w:w="1020"/>
+          </w:tcPr>
+          <w:p>
+            <w:pPr>
+              <w:jc w:val="center"/>
+            </w:pPr>
+            <w:r/>
+            <w:r>
+              <w:rPr>
+                <w:rFonts w:ascii="Times New Roman" w:hAnsi="Times New Roman" w:eastAsia="宋体"/>
+                <w:sz w:val="18"/>
+              </w:rPr>
+              <w:t>159.35</w:t>
+            </w:r>
+          </w:p>
+        </w:tc>
+        <w:tc>
+          <w:tcPr>
+            <w:tcW w:type="dxa" w:w="1134"/>
+          </w:tcPr>
+          <w:p>
+            <w:pPr>
+              <w:jc w:val="center"/>
+            </w:pPr>
+            <w:r/>
+            <w:r>
+              <w:rPr>
+                <w:rFonts w:ascii="Times New Roman" w:hAnsi="Times New Roman" w:eastAsia="宋体"/>
+                <w:sz w:val="18"/>
+              </w:rPr>
+              <w:t>300</w:t>
+            </w:r>
+          </w:p>
+        </w:tc>
+        <w:tc>
+          <w:tcPr>
+            <w:tcW w:type="dxa" w:w="1361"/>
+          </w:tcPr>
+          <w:p>
+            <w:pPr>
+              <w:jc w:val="center"/>
+            </w:pPr>
+            <w:r/>
+            <w:r>
+              <w:rPr>
+                <w:rFonts w:ascii="Times New Roman" w:hAnsi="Times New Roman" w:eastAsia="宋体"/>
+                <w:sz w:val="18"/>
+              </w:rPr>
+              <w:t>47805</w:t>
+            </w:r>
+          </w:p>
+        </w:tc>
+        <w:tc>
+          <w:tcPr>
+            <w:tcW w:type="dxa" w:w="3402"/>
+          </w:tcPr>
+          <w:p>
+            <w:pPr>
+              <w:jc w:val="center"/>
+            </w:pPr>
+            <w:r/>
+            <w:r>
+              <w:rPr>
+                <w:rFonts w:ascii="Times New Roman" w:hAnsi="Times New Roman" w:eastAsia="宋体"/>
+                <w:sz w:val="18"/>
+              </w:rPr>
+              <w:t>人工采纳 09-18 操作建议：药明康德为 AI 与程序榜单双重推荐标的，现价刚站上 MA20、权重欠配，按建议买 30</w:t>
             </w:r>
           </w:p>
         </w:tc>
